--- a/papers/Tesla Memorial Val Prop.docx
+++ b/papers/Tesla Memorial Val Prop.docx
@@ -354,7 +354,16 @@
           <w:sz w:val="20"/>
           <w:szCs w:val="20"/>
         </w:rPr>
-        <w:t>, and Montessori style learning</w:t>
+        <w:t xml:space="preserve">, </w:t>
+      </w:r>
+      <w:r>
+        <w:rPr>
+          <w:rFonts w:cstheme="minorHAnsi"/>
+          <w:spacing w:val="20"/>
+          <w:sz w:val="20"/>
+          <w:szCs w:val="20"/>
+        </w:rPr>
+        <w:t>underlaid to a neo classical liberal arts curriculum in an open Montessori setting</w:t>
       </w:r>
       <w:r>
         <w:rPr>
@@ -591,25 +600,7 @@
           <w:sz w:val="20"/>
           <w:szCs w:val="20"/>
         </w:rPr>
-        <w:t xml:space="preserve">, </w:t>
-      </w:r>
-      <w:r>
-        <w:rPr>
-          <w:rFonts w:cstheme="minorHAnsi"/>
-          <w:spacing w:val="20"/>
-          <w:sz w:val="20"/>
-          <w:szCs w:val="20"/>
-        </w:rPr>
-        <w:t>Tesla, DaVinci, and Einstein</w:t>
-      </w:r>
-      <w:r>
-        <w:rPr>
-          <w:rFonts w:cstheme="minorHAnsi"/>
-          <w:spacing w:val="20"/>
-          <w:sz w:val="20"/>
-          <w:szCs w:val="20"/>
-        </w:rPr>
-        <w:t xml:space="preserve">, all </w:t>
+        <w:t xml:space="preserve">, Tesla, DaVinci, and Einstein, all </w:t>
       </w:r>
       <w:r>
         <w:rPr>
@@ -663,16 +654,7 @@
           <w:sz w:val="20"/>
           <w:szCs w:val="20"/>
         </w:rPr>
-        <w:t xml:space="preserve">is not only behaviorally statistically significant, but key in exploiting the principles of </w:t>
-      </w:r>
-      <w:r>
-        <w:rPr>
-          <w:rFonts w:cstheme="minorHAnsi"/>
-          <w:spacing w:val="20"/>
-          <w:sz w:val="20"/>
-          <w:szCs w:val="20"/>
-        </w:rPr>
-        <w:t xml:space="preserve">global total potential connections and interhemispheric </w:t>
+        <w:t xml:space="preserve">is not only behaviorally statistically significant, but key in exploiting the principles of global total potential connections and interhemispheric </w:t>
       </w:r>
       <w:r>
         <w:rPr>
@@ -690,16 +672,7 @@
           <w:sz w:val="20"/>
           <w:szCs w:val="20"/>
         </w:rPr>
-        <w:t xml:space="preserve"> functionality</w:t>
-      </w:r>
-      <w:r>
-        <w:rPr>
-          <w:rFonts w:cstheme="minorHAnsi"/>
-          <w:spacing w:val="20"/>
-          <w:sz w:val="20"/>
-          <w:szCs w:val="20"/>
-        </w:rPr>
-        <w:t xml:space="preserve"> across metabolically central regions.</w:t>
+        <w:t xml:space="preserve"> functionality across metabolically central regions.</w:t>
       </w:r>
     </w:p>
     <w:p>
@@ -756,6 +729,15 @@
         </w:rPr>
         <w:t>. The rest is hard work, intuition, and whatever other factors our students bring to the table.</w:t>
       </w:r>
+      <w:r>
+        <w:rPr>
+          <w:rFonts w:cstheme="minorHAnsi"/>
+          <w:spacing w:val="20"/>
+          <w:sz w:val="20"/>
+          <w:szCs w:val="20"/>
+        </w:rPr>
+        <w:t xml:space="preserve"> Worst case scenario, a functional school.</w:t>
+      </w:r>
     </w:p>
     <w:p>
       <w:pPr>
@@ -791,7 +773,43 @@
           <w:sz w:val="20"/>
           <w:szCs w:val="20"/>
         </w:rPr>
-        <w:t xml:space="preserve"> and embark on a transformative educational journey. Together, well </w:t>
+        <w:t xml:space="preserve"> and embark on a transformative educational </w:t>
+      </w:r>
+      <w:r>
+        <w:rPr>
+          <w:rFonts w:cstheme="minorHAnsi"/>
+          <w:spacing w:val="20"/>
+          <w:sz w:val="20"/>
+          <w:szCs w:val="20"/>
+        </w:rPr>
+        <w:t>experience</w:t>
+      </w:r>
+      <w:r>
+        <w:rPr>
+          <w:rFonts w:cstheme="minorHAnsi"/>
+          <w:spacing w:val="20"/>
+          <w:sz w:val="20"/>
+          <w:szCs w:val="20"/>
+        </w:rPr>
+        <w:t>. Together, we</w:t>
+      </w:r>
+      <w:r>
+        <w:rPr>
+          <w:rFonts w:cstheme="minorHAnsi"/>
+          <w:spacing w:val="20"/>
+          <w:sz w:val="20"/>
+          <w:szCs w:val="20"/>
+        </w:rPr>
+        <w:t xml:space="preserve"> wi</w:t>
+      </w:r>
+      <w:r>
+        <w:rPr>
+          <w:rFonts w:cstheme="minorHAnsi"/>
+          <w:spacing w:val="20"/>
+          <w:sz w:val="20"/>
+          <w:szCs w:val="20"/>
+        </w:rPr>
+        <w:t xml:space="preserve">ll </w:t>
       </w:r>
       <w:r>
         <w:rPr>
@@ -827,7 +845,25 @@
           <w:sz w:val="20"/>
           <w:szCs w:val="20"/>
         </w:rPr>
-        <w:t xml:space="preserve"> every student.</w:t>
+        <w:t xml:space="preserve"> </w:t>
+      </w:r>
+      <w:r>
+        <w:rPr>
+          <w:rFonts w:cstheme="minorHAnsi"/>
+          <w:spacing w:val="20"/>
+          <w:sz w:val="20"/>
+          <w:szCs w:val="20"/>
+        </w:rPr>
+        <w:t xml:space="preserve">each and </w:t>
+      </w:r>
+      <w:r>
+        <w:rPr>
+          <w:rFonts w:cstheme="minorHAnsi"/>
+          <w:spacing w:val="20"/>
+          <w:sz w:val="20"/>
+          <w:szCs w:val="20"/>
+        </w:rPr>
+        <w:t>every student.</w:t>
       </w:r>
     </w:p>
     <w:sectPr>

--- a/papers/Tesla Memorial Val Prop.docx
+++ b/papers/Tesla Memorial Val Prop.docx
@@ -736,7 +736,7 @@
           <w:sz w:val="20"/>
           <w:szCs w:val="20"/>
         </w:rPr>
-        <w:t xml:space="preserve"> Worst case scenario, a functional school.</w:t>
+        <w:t xml:space="preserve"> </w:t>
       </w:r>
     </w:p>
     <w:p>
@@ -854,16 +854,16 @@
           <w:sz w:val="20"/>
           <w:szCs w:val="20"/>
         </w:rPr>
-        <w:t xml:space="preserve">each and </w:t>
-      </w:r>
-      <w:r>
-        <w:rPr>
-          <w:rFonts w:cstheme="minorHAnsi"/>
-          <w:spacing w:val="20"/>
-          <w:sz w:val="20"/>
-          <w:szCs w:val="20"/>
-        </w:rPr>
-        <w:t>every student.</w:t>
+        <w:t xml:space="preserve">each </w:t>
+      </w:r>
+      <w:r>
+        <w:rPr>
+          <w:rFonts w:cstheme="minorHAnsi"/>
+          <w:spacing w:val="20"/>
+          <w:sz w:val="20"/>
+          <w:szCs w:val="20"/>
+        </w:rPr>
+        <w:t>student.</w:t>
       </w:r>
     </w:p>
     <w:sectPr>
